--- a/Resume/Mike_Cvetanovich_Resume_04072026.docx
+++ b/Resume/Mike_Cvetanovich_Resume_04072026.docx
@@ -129,16 +129,45 @@
         <w:rPr>
           <w:color w:val="2B2B2B"/>
         </w:rPr>
-        <w:t>including DLP policies, ALM processes, environment strategy, and compliance automation. Skilled at translating complex operational needs into automated reporting solutions, actionable dashboards, and sustainable platform governance. Adept at bridging technical execution with stakeholder communication across IT, leadership, and cross-functional teams.</w:t>
-      </w:r>
-      <w:r>
-        <w:rPr>
-          <w:color w:val="2B2B2B"/>
-        </w:rPr>
-        <w:tab/>
-        <w:t xml:space="preserve">Portfolio: </w:t>
-      </w:r>
-      <w:hyperlink r:id="rId7" w:history="1">
+        <w:t>including DLP policies, ALM processes, environment strategy, and compliance automation. Skilled at translating complex operational needs into automated reporting solutions, actionable dashboards, and sustainable platform governance. Adept at bridging technical execution with stakeholder communication across IT, leadership, and cross-functional teams</w:t>
+      </w:r>
+      <w:r>
+        <w:rPr>
+          <w:color w:val="2B2B2B"/>
+        </w:rPr>
+        <w:t xml:space="preserve">. </w:t>
+      </w:r>
+      <w:r>
+        <w:rPr>
+          <w:color w:val="2B2B2B"/>
+        </w:rPr>
+        <w:t>For more detailed information, visit</w:t>
+      </w:r>
+      <w:r>
+        <w:rPr>
+          <w:color w:val="2B2B2B"/>
+        </w:rPr>
+        <w:t xml:space="preserve"> my p</w:t>
+      </w:r>
+      <w:r>
+        <w:rPr>
+          <w:color w:val="2B2B2B"/>
+        </w:rPr>
+        <w:t>ortfolio</w:t>
+      </w:r>
+      <w:r>
+        <w:rPr>
+          <w:color w:val="2B2B2B"/>
+        </w:rPr>
+        <w:t xml:space="preserve"> at</w:t>
+      </w:r>
+      <w:r>
+        <w:rPr>
+          <w:color w:val="2B2B2B"/>
+        </w:rPr>
+        <w:t xml:space="preserve"> </w:t>
+      </w:r>
+      <w:hyperlink r:id="rId7" w:anchor="portfolio" w:history="1">
         <w:r>
           <w:rPr>
             <w:rStyle w:val="Hyperlink"/>
@@ -173,6 +202,9 @@
     <w:p>
       <w:pPr>
         <w:spacing w:before="10" w:after="10"/>
+        <w:rPr>
+          <w:color w:val="2B2B2B"/>
+        </w:rPr>
       </w:pPr>
       <w:r>
         <w:rPr>
@@ -180,13 +212,96 @@
           <w:bCs/>
           <w:color w:val="2B2B2B"/>
         </w:rPr>
-        <w:t xml:space="preserve">Platforms &amp; Tools: </w:t>
-      </w:r>
-      <w:r>
-        <w:rPr>
-          <w:color w:val="2B2B2B"/>
-        </w:rPr>
-        <w:t>Power Apps (Canvas &amp; Model-Driven), Power Automate, Power BI, Dataverse, SharePoint, SQL Server, Azure/Entra ID, Microsoft Graph, Dell KACE, Qlik Sense, Salesforce</w:t>
+        <w:t xml:space="preserve">Platforms: </w:t>
+      </w:r>
+      <w:r>
+        <w:rPr>
+          <w:color w:val="2B2B2B"/>
+        </w:rPr>
+        <w:t>Power Apps (Canvas &amp; Model-Driven), Power Automate,</w:t>
+      </w:r>
+      <w:r>
+        <w:rPr>
+          <w:color w:val="2B2B2B"/>
+        </w:rPr>
+        <w:t xml:space="preserve"> </w:t>
+      </w:r>
+      <w:r>
+        <w:rPr>
+          <w:color w:val="2B2B2B"/>
+        </w:rPr>
+        <w:t>Dataverse, SharePoint, SQL Server, Azure/Entra ID, Microsoft Graph, Dell KACE,</w:t>
+      </w:r>
+      <w:r>
+        <w:rPr>
+          <w:color w:val="2B2B2B"/>
+        </w:rPr>
+        <w:t xml:space="preserve"> </w:t>
+      </w:r>
+    </w:p>
+    <w:p>
+      <w:pPr>
+        <w:spacing w:before="10" w:after="10"/>
+      </w:pPr>
+      <w:r>
+        <w:rPr>
+          <w:b/>
+          <w:bCs/>
+          <w:color w:val="2B2B2B"/>
+        </w:rPr>
+        <w:t>Reporting</w:t>
+      </w:r>
+      <w:r>
+        <w:rPr>
+          <w:b/>
+          <w:bCs/>
+          <w:color w:val="2B2B2B"/>
+        </w:rPr>
+        <w:t xml:space="preserve"> Tools</w:t>
+      </w:r>
+      <w:r>
+        <w:rPr>
+          <w:b/>
+          <w:bCs/>
+          <w:color w:val="2B2B2B"/>
+        </w:rPr>
+        <w:t>:</w:t>
+      </w:r>
+      <w:r>
+        <w:rPr>
+          <w:color w:val="2B2B2B"/>
+        </w:rPr>
+        <w:t xml:space="preserve"> </w:t>
+      </w:r>
+      <w:r>
+        <w:rPr>
+          <w:color w:val="2B2B2B"/>
+        </w:rPr>
+        <w:t>Power BI, Tableau</w:t>
+      </w:r>
+      <w:r>
+        <w:rPr>
+          <w:color w:val="2B2B2B"/>
+        </w:rPr>
+        <w:t>,</w:t>
+      </w:r>
+      <w:r>
+        <w:rPr>
+          <w:color w:val="2B2B2B"/>
+        </w:rPr>
+        <w:t xml:space="preserve"> Qlik Sense, </w:t>
+      </w:r>
+      <w:r>
+        <w:rPr>
+          <w:color w:val="2B2B2B"/>
+        </w:rPr>
+        <w:t xml:space="preserve">RStudio, </w:t>
+      </w:r>
+      <w:r>
+        <w:rPr>
+          <w:color w:val="2B2B2B"/>
+        </w:rPr>
+        <w:t>Salesforce</w:t>
       </w:r>
     </w:p>
     <w:p>
@@ -609,6 +724,66 @@
         </w:rPr>
         <w:t>Built real-time network monitoring dashboards that flagged outages before they escalated into costly lockouts and service disruptions.</w:t>
       </w:r>
+      <w:r>
+        <w:rPr>
+          <w:color w:val="2B2B2B"/>
+        </w:rPr>
+        <w:t xml:space="preserve"> In</w:t>
+      </w:r>
+      <w:r>
+        <w:rPr>
+          <w:color w:val="2B2B2B"/>
+        </w:rPr>
+        <w:t>clud</w:t>
+      </w:r>
+      <w:r>
+        <w:rPr>
+          <w:color w:val="2B2B2B"/>
+        </w:rPr>
+        <w:t>ing</w:t>
+      </w:r>
+      <w:r>
+        <w:rPr>
+          <w:color w:val="2B2B2B"/>
+        </w:rPr>
+        <w:t xml:space="preserve"> RStudio reports that evaluated </w:t>
+      </w:r>
+      <w:r>
+        <w:rPr>
+          <w:color w:val="2B2B2B"/>
+        </w:rPr>
+        <w:t xml:space="preserve">network dropout </w:t>
+      </w:r>
+      <w:r>
+        <w:rPr>
+          <w:color w:val="2B2B2B"/>
+        </w:rPr>
+        <w:t xml:space="preserve">causing </w:t>
+      </w:r>
+      <w:r>
+        <w:rPr>
+          <w:color w:val="2B2B2B"/>
+        </w:rPr>
+        <w:t xml:space="preserve">powered </w:t>
+      </w:r>
+      <w:r>
+        <w:rPr>
+          <w:color w:val="2B2B2B"/>
+        </w:rPr>
+        <w:t>door</w:t>
+      </w:r>
+      <w:r>
+        <w:rPr>
+          <w:color w:val="2B2B2B"/>
+        </w:rPr>
+        <w:t xml:space="preserve"> </w:t>
+      </w:r>
+      <w:r>
+        <w:rPr>
+          <w:color w:val="2B2B2B"/>
+        </w:rPr>
+        <w:t>anomalies.</w:t>
+      </w:r>
     </w:p>
     <w:p>
       <w:pPr>
@@ -623,7 +798,73 @@
         <w:rPr>
           <w:color w:val="2B2B2B"/>
         </w:rPr>
-        <w:t>Established an MSSQL database for ELT integration, enabling trend analysis on facility work orders and supporting data-driven maintenance decisions.</w:t>
+        <w:t>Established an MSSQL database for ELT integration, enabling trend analysis on facility work orders and supporting data-driven maintenance decisions</w:t>
+      </w:r>
+      <w:r>
+        <w:rPr>
+          <w:color w:val="2B2B2B"/>
+        </w:rPr>
+        <w:t xml:space="preserve"> by also </w:t>
+      </w:r>
+      <w:r>
+        <w:rPr>
+          <w:color w:val="2B2B2B"/>
+        </w:rPr>
+        <w:t>inc</w:t>
+      </w:r>
+      <w:r>
+        <w:rPr>
+          <w:color w:val="2B2B2B"/>
+        </w:rPr>
+        <w:t>orporat</w:t>
+      </w:r>
+      <w:r>
+        <w:rPr>
+          <w:color w:val="2B2B2B"/>
+        </w:rPr>
+        <w:t>ing</w:t>
+      </w:r>
+      <w:r>
+        <w:rPr>
+          <w:color w:val="2B2B2B"/>
+        </w:rPr>
+        <w:t xml:space="preserve"> UVA</w:t>
+      </w:r>
+      <w:r>
+        <w:rPr>
+          <w:color w:val="2B2B2B"/>
+        </w:rPr>
+        <w:t xml:space="preserve"> </w:t>
+      </w:r>
+      <w:r>
+        <w:rPr>
+          <w:color w:val="2B2B2B"/>
+        </w:rPr>
+        <w:t>Informatics</w:t>
+      </w:r>
+      <w:r>
+        <w:rPr>
+          <w:color w:val="2B2B2B"/>
+        </w:rPr>
+        <w:t xml:space="preserve"> teams’</w:t>
+      </w:r>
+      <w:r>
+        <w:rPr>
+          <w:color w:val="2B2B2B"/>
+        </w:rPr>
+        <w:t xml:space="preserve"> Tableau data </w:t>
+      </w:r>
+      <w:r>
+        <w:rPr>
+          <w:color w:val="2B2B2B"/>
+        </w:rPr>
+        <w:t>with</w:t>
+      </w:r>
+      <w:r>
+        <w:rPr>
+          <w:color w:val="2B2B2B"/>
+        </w:rPr>
+        <w:t xml:space="preserve"> HRL.</w:t>
       </w:r>
     </w:p>
     <w:p>
@@ -1129,23 +1370,45 @@
         </w:numPr>
         <w:spacing w:before="15" w:after="15"/>
       </w:pPr>
-      <w:r>
-        <w:rPr>
-          <w:color w:val="2B2B2B"/>
-        </w:rPr>
-        <w:t xml:space="preserve">Microsoft DAT101x: Data Science </w:t>
-      </w:r>
-      <w:r>
-        <w:rPr>
-          <w:color w:val="2B2B2B"/>
-        </w:rPr>
-        <w:t>Orientation | Salesforce</w:t>
-      </w:r>
-      <w:r>
-        <w:rPr>
-          <w:color w:val="2B2B2B"/>
-        </w:rPr>
-        <w:t xml:space="preserve"> Trailhead: Platform Basics Badge, Explorer Rank</w:t>
+      <w:hyperlink r:id="rId8" w:history="1">
+        <w:r>
+          <w:rPr>
+            <w:rStyle w:val="Hyperlink"/>
+          </w:rPr>
+          <w:t>Microsoft DAT101x</w:t>
+        </w:r>
+      </w:hyperlink>
+      <w:r>
+        <w:rPr>
+          <w:color w:val="2B2B2B"/>
+        </w:rPr>
+        <w:t xml:space="preserve">: Data Science </w:t>
+      </w:r>
+      <w:r>
+        <w:rPr>
+          <w:color w:val="2B2B2B"/>
+        </w:rPr>
+        <w:t xml:space="preserve">Orientation | </w:t>
+      </w:r>
+      <w:hyperlink r:id="rId9" w:history="1">
+        <w:r>
+          <w:rPr>
+            <w:rStyle w:val="Hyperlink"/>
+          </w:rPr>
+          <w:t>Salesforce</w:t>
+        </w:r>
+        <w:r>
+          <w:rPr>
+            <w:rStyle w:val="Hyperlink"/>
+          </w:rPr>
+          <w:t xml:space="preserve"> Trailhead</w:t>
+        </w:r>
+      </w:hyperlink>
+      <w:r>
+        <w:rPr>
+          <w:color w:val="2B2B2B"/>
+        </w:rPr>
+        <w:t>: Platform Basics Badge, Explorer Rank</w:t>
       </w:r>
     </w:p>
     <w:p>
@@ -1173,18 +1436,20 @@
         </w:numPr>
         <w:spacing w:before="15" w:after="15"/>
       </w:pPr>
-      <w:r>
-        <w:rPr>
-          <w:color w:val="2B2B2B"/>
-        </w:rPr>
-        <w:t xml:space="preserve">UVA Data Science </w:t>
-      </w:r>
-      <w:r>
-        <w:rPr>
-          <w:color w:val="2B2B2B"/>
-        </w:rPr>
-        <w:t>Workshops</w:t>
-      </w:r>
+      <w:hyperlink r:id="rId10" w:history="1">
+        <w:r>
+          <w:rPr>
+            <w:rStyle w:val="Hyperlink"/>
+          </w:rPr>
+          <w:t xml:space="preserve">UVA Data Science </w:t>
+        </w:r>
+        <w:r>
+          <w:rPr>
+            <w:rStyle w:val="Hyperlink"/>
+          </w:rPr>
+          <w:t>Workshops</w:t>
+        </w:r>
+      </w:hyperlink>
       <w:r>
         <w:rPr>
           <w:color w:val="2B2B2B"/>
@@ -1195,8 +1460,16 @@
         <w:rPr>
           <w:color w:val="2B2B2B"/>
         </w:rPr>
-        <w:t>sessions) | LinkedIn</w:t>
-      </w:r>
+        <w:t xml:space="preserve">sessions) | </w:t>
+      </w:r>
+      <w:hyperlink r:id="rId11" w:history="1">
+        <w:r>
+          <w:rPr>
+            <w:rStyle w:val="Hyperlink"/>
+          </w:rPr>
+          <w:t>LinkedIn</w:t>
+        </w:r>
+      </w:hyperlink>
       <w:r>
         <w:rPr>
           <w:color w:val="2B2B2B"/>
@@ -1212,6 +1485,51 @@
           <w:numId w:val="2"/>
         </w:numPr>
         <w:spacing w:before="15" w:after="15"/>
+      </w:pPr>
+      <w:hyperlink r:id="rId12" w:history="1">
+        <w:r>
+          <w:rPr>
+            <w:rStyle w:val="Hyperlink"/>
+          </w:rPr>
+          <w:t xml:space="preserve">UVA </w:t>
+        </w:r>
+        <w:r>
+          <w:rPr>
+            <w:rStyle w:val="Hyperlink"/>
+          </w:rPr>
+          <w:t>Data Visualization Using Tableau</w:t>
+        </w:r>
+      </w:hyperlink>
+      <w:r>
+        <w:rPr>
+          <w:color w:val="2B2B2B"/>
+        </w:rPr>
+        <w:t>: Part 1</w:t>
+      </w:r>
+      <w:r>
+        <w:rPr>
+          <w:color w:val="2B2B2B"/>
+        </w:rPr>
+        <w:t xml:space="preserve"> &amp; 2 with</w:t>
+      </w:r>
+      <w:r>
+        <w:rPr>
+          <w:color w:val="2B2B2B"/>
+        </w:rPr>
+        <w:t xml:space="preserve"> </w:t>
+      </w:r>
+      <w:r>
+        <w:rPr>
+          <w:color w:val="2B2B2B"/>
+        </w:rPr>
+        <w:t>Nancy Kechner</w:t>
+      </w:r>
+    </w:p>
+    <w:p>
+      <w:pPr>
+        <w:pStyle w:val="ListParagraph"/>
+        <w:spacing w:before="15" w:after="15"/>
+        <w:ind w:left="400"/>
       </w:pPr>
       <w:r>
         <w:rPr>
@@ -1985,7 +2303,6 @@
   <w:style w:type="character" w:default="1" w:styleId="DefaultParagraphFont">
     <w:name w:val="Default Paragraph Font"/>
     <w:uiPriority w:val="1"/>
-    <w:semiHidden/>
     <w:unhideWhenUsed/>
   </w:style>
   <w:style w:type="table" w:default="1" w:styleId="TableNormal">
